--- a/manuscript/journal_submission/marine_environmental_research/rendered/mer_abstract_v2.docx
+++ b/manuscript/journal_submission/marine_environmental_research/rendered/mer_abstract_v2.docx
@@ -26,7 +26,7 @@
         <w:t xml:space="preserve">Clupea pallasii</w:t>
       </w:r>
       <w:r>
-        <w:t xml:space="preserve">) spawning creates a concentrated coastal resource pulse, but broad-scale bird associations are difficult to estimate from opportunistic observations. We linked eligible submitted complete eBird checklists to event-level Fisheries and Oceans Canada spawn records in registered spatial and temporal windows. Mixed models estimated checklist detection and positive numeric count conditional on detection, with registered effort, observer, temporal, and spatial adjustment. The primary frames contained 217,200 Strait of Georgia and 8,584 West Coast Vancouver Island checklist events. Registered guild and priority-species coefficients varied by region, outcome, and taxon; Surf Scoter and Short-billed Gull coefficients were positive in both primary regions and both response components. Matched 2-km and dominant-observer sensitivities each preserved the matched-reference sign in 15 of 16 components, although the protected sensitivity set retained 43 singular-fit warnings. None of 64 matched whole-bundle placebo components had a Benjamini-Hochberg q-value below 0.05. The prespecified Strait of Georgia specificity panel was non-null for Gadwall (beta = 0.234, 95% CI 0.132–0.337; q = 7.28 × 10^-6^) and Northern Shoveler (beta = 0.628, 0.527–0.729; q = 6.56 × 10^-34^). The registered analyses provide confirmatory observational evidence of checklist-conditional associations between recorded local herring-spawn exposure and bird responses. Remaining observation-process limitations and the non-null specificity panel constrain causal and simple ecological-specificity interpretations. The results do not estimate population abundance, biomass, occupancy, migration, or individual movement.</w:t>
+        <w:t xml:space="preserve">) spawning creates a brief, spatially concentrated coastal resource pulse. Whether this pulse leaves a temporally localized, taxon-specific signature in community-science observations remains unresolved. We tested whether herring-associated birds were reported more often and in higher positive counts near spawn, associations concentrated in spawn and egg-availability windows, focal responses exceeded a prespecified specificity panel, and the strongest patterns recurred across regions. We linked complete eBird checklists to event-level Fisheries and Oceans Canada spawn records and used mixed models adjusted for effort, observer, year, location, and event structure. Analyses included 217,200 Strait of Georgia and 8,584 West Coast Vancouver Island checklist events. Near-spawn associations varied among taxa, guilds, outcomes, regions, and event windows. Surf Scoter and Short-billed Gull showed the clearest pattern: detection and conditional positive-count coefficients were positive in both regions. Event-window coefficients did not form a single resource-pulse trajectory. Matched spatial and observer sensitivities generally preserved direction, and shifted-exposure placebos were null after Benjamini-Hochberg adjustment. The Strait of Georgia specificity panel was non-null for Gadwall (beta = 0.234, 95% CI 0.132–0.337; q = 7.28 × 10^-6^) and Northern Shoveler (beta = 0.628, 0.527–0.729; q = 6.56 × 10^-34^). Pacific herring spawning therefore left a detectable but heterogeneous and not uniformly taxon-specific signature in eligible submitted checklists. The results support a partial and qualified resource-pulse interpretation, not a causal effect or population-level change.</w:t>
       </w:r>
     </w:p>
     <w:p>

--- a/manuscript/journal_submission/marine_environmental_research/rendered/mer_abstract_v2.docx
+++ b/manuscript/journal_submission/marine_environmental_research/rendered/mer_abstract_v2.docx
@@ -26,7 +26,7 @@
         <w:t xml:space="preserve">Clupea pallasii</w:t>
       </w:r>
       <w:r>
-        <w:t xml:space="preserve">) spawning creates a brief, spatially concentrated coastal resource pulse. Whether this pulse leaves a temporally localized, taxon-specific signature in community-science observations remains unresolved. We tested whether herring-associated birds were reported more often and in higher positive counts near spawn, associations concentrated in spawn and egg-availability windows, focal responses exceeded a prespecified specificity panel, and the strongest patterns recurred across regions. We linked complete eBird checklists to event-level Fisheries and Oceans Canada spawn records and used mixed models adjusted for effort, observer, year, location, and event structure. Analyses included 217,200 Strait of Georgia and 8,584 West Coast Vancouver Island checklist events. Near-spawn associations varied among taxa, guilds, outcomes, regions, and event windows. Surf Scoter and Short-billed Gull showed the clearest pattern: detection and conditional positive-count coefficients were positive in both regions. Event-window coefficients did not form a single resource-pulse trajectory. Matched spatial and observer sensitivities generally preserved direction, and shifted-exposure placebos were null after Benjamini-Hochberg adjustment. The Strait of Georgia specificity panel was non-null for Gadwall (beta = 0.234, 95% CI 0.132–0.337; q = 7.28 × 10^-6^) and Northern Shoveler (beta = 0.628, 0.527–0.729; q = 6.56 × 10^-34^). Pacific herring spawning therefore left a detectable but heterogeneous and not uniformly taxon-specific signature in eligible submitted checklists. The results support a partial and qualified resource-pulse interpretation, not a causal effect or population-level change.</w:t>
+        <w:t xml:space="preserve">) spawning creates a concentrated coastal resource pulse. We tested whether coastal birds were reported more often and in higher positive counts near recorded spawn, whether associations concentrated in spawn and egg-availability windows, whether focal responses exceeded a prespecified specificity panel, and whether patterns recurred across regions. We linked complete eBird checklists to event-level Fisheries and Oceans Canada spawn records and used mixed models adjusted for effort, observer, year, location, and event structure. Analyses included 217,200 Strait of Georgia and 8,584 West Coast Vancouver Island checklist events. All 49 support-qualified species were displayed regardless of prior literature prominence or coefficient direction. Species-level associations were heterogeneous: SoG detection, SoG conditional-count, WCVI detection, and WCVI conditional-count models yielded 36/49, 34/49, 42/49, and 38/48 positive completed coefficients, respectively. Common shore and sea birds showed positive, negative, and mixed regional patterns; Surf Scoter and Short-billed Gull had positive coefficients for both response components in both regions. Event-window coefficients did not form a single resource-pulse trajectory. Matched sensitivities generally preserved direction, and shifted-exposure placebos were null after Benjamini-Hochberg adjustment. The Strait of Georgia specificity panel was non-null for Gadwall (beta = 0.234, 95% CI 0.132–0.337; q = 7.28 × 10^-6^) and Northern Shoveler (beta = 0.628, 0.527–0.729; q = 6.56 × 10^-34^). Spawning therefore left a detectable but heterogeneous and not uniformly taxon-specific signature in eligible submitted checklists, supporting a qualified resource-pulse interpretation rather than a causal or population-level effect.</w:t>
       </w:r>
     </w:p>
     <w:p>
